--- a/docs/beginner-guides/chapters/30 Nexora backend database and maintenance.docx
+++ b/docs/beginner-guides/chapters/30 Nexora backend database and maintenance.docx
@@ -22,7 +22,7 @@
     <w:p>
       <w:pPr/>
       <w:r>
-        <w:t>Source snapshot 13 October 2026 at 17:12 UTC</w:t>
+        <w:t>Source snapshot 14 October 2026 at 06:41 UTC</w:t>
       </w:r>
     </w:p>
     <w:p>
@@ -275,7 +275,7 @@
               <w:pStyle w:val="TableBody"/>
             </w:pPr>
             <w:r>
-              <w:t>S0676 Prepare-LocalDebug.ps1</w:t>
+              <w:t>S0678 Prepare-LocalDebug.ps1</w:t>
             </w:r>
           </w:p>
         </w:tc>
@@ -340,7 +340,7 @@
               <w:pStyle w:val="TableBody"/>
             </w:pPr>
             <w:r>
-              <w:t>S0575 Program.cs</w:t>
+              <w:t>S0576 Program.cs</w:t>
             </w:r>
           </w:p>
         </w:tc>
@@ -405,7 +405,7 @@
               <w:pStyle w:val="TableBody"/>
             </w:pPr>
             <w:r>
-              <w:t>S0195 TenantDbContext.cs</w:t>
+              <w:t>S0196 TenantDbContext.cs</w:t>
             </w:r>
           </w:p>
         </w:tc>
@@ -445,7 +445,7 @@
         <w:rPr>
           <w:b/>
         </w:rPr>
-        <w:t>Startup S0676</w:t>
+        <w:t>Startup S0678</w:t>
       </w:r>
     </w:p>
     <w:p>
@@ -468,7 +468,7 @@
         <w:rPr>
           <w:b/>
         </w:rPr>
-        <w:t>Server S0575</w:t>
+        <w:t>Server S0576</w:t>
       </w:r>
     </w:p>
     <w:p>
@@ -491,7 +491,7 @@
         <w:rPr>
           <w:b/>
         </w:rPr>
-        <w:t>Data S0195</w:t>
+        <w:t>Data S0196</w:t>
       </w:r>
     </w:p>
     <w:p>
@@ -569,7 +569,7 @@
         <w:keepNext/>
       </w:pPr>
       <w:r>
-        <w:t>Source reference S0676 scripts/Prepare-LocalDebug.ps1</w:t>
+        <w:t>Source reference S0678 scripts/Prepare-LocalDebug.ps1</w:t>
       </w:r>
     </w:p>
     <w:p>
@@ -648,7 +648,7 @@
         <w:keepNext/>
       </w:pPr>
       <w:r>
-        <w:t>Source reference S0575 backend/src/Nexora.Api/Program.cs</w:t>
+        <w:t>Source reference S0576 backend/src/Nexora.Api/Program.cs</w:t>
       </w:r>
     </w:p>
     <w:p>
@@ -683,7 +683,7 @@
         <w:keepNext/>
       </w:pPr>
       <w:r>
-        <w:t>Source reference S0195 backend/src/BuildingBlocks/Nexora.BuildingBlocks/Persistence/TenantDbContext.cs</w:t>
+        <w:t>Source reference S0196 backend/src/BuildingBlocks/Nexora.BuildingBlocks/Persistence/TenantDbContext.cs</w:t>
       </w:r>
     </w:p>
     <w:p>
